--- a/tailored/l3harris-quality-engineer-intern-2027/Charles_Morrisey_L3Harris_Quality_Engineer_Intern.docx
+++ b/tailored/l3harris-quality-engineer-intern-2027/Charles_Morrisey_L3Harris_Quality_Engineer_Intern.docx
@@ -150,7 +150,7 @@
           <w:b w:val="0"/>
           <w:i w:val="0"/>
         </w:rPr>
-        <w:t>Computer-Aided Design (SolidWorks), Biomedical Engineering Fundamentals, Engineering Statics, Physics for Engineers</w:t>
+        <w:t>Introduction to Mechanical Design in Biomedical Engineering, Introduction to Mechanics, Computer-Aided Design (SolidWorks), Engineering Statics, Calculus III, General Physics II</w:t>
       </w:r>
     </w:p>
     <w:p>

--- a/tailored/l3harris-quality-engineer-intern-2027/Charles_Morrisey_L3Harris_Quality_Engineer_Intern.docx
+++ b/tailored/l3harris-quality-engineer-intern-2027/Charles_Morrisey_L3Harris_Quality_Engineer_Intern.docx
@@ -150,7 +150,7 @@
           <w:b w:val="0"/>
           <w:i w:val="0"/>
         </w:rPr>
-        <w:t>Introduction to Mechanical Design in Biomedical Engineering, Introduction to Mechanics, Computer-Aided Design (SolidWorks), Engineering Statics, Calculus III, General Physics II</w:t>
+        <w:t>Introduction to Mechanical Design in Biomedical Engineering, Introduction to Mechanics (Statics), Computer-Aided Design (SolidWorks), Calculus III, General Physics II</w:t>
       </w:r>
     </w:p>
     <w:p>
